--- a/klagomål/A 62079-2022 FSC-klagomål.docx
+++ b/klagomål/A 62079-2022 FSC-klagomål.docx
@@ -681,7 +681,7 @@
     <w:r>
       <w:tab/>
       <w:tab/>
-      <w:t>2026-09-14</w:t>
+      <w:t>2026-09-15</w:t>
       <w:br/>
       <w:br/>
     </w:r>

--- a/klagomål/A 62079-2022 FSC-klagomål.docx
+++ b/klagomål/A 62079-2022 FSC-klagomål.docx
@@ -681,7 +681,7 @@
     <w:r>
       <w:tab/>
       <w:tab/>
-      <w:t>2026-09-15</w:t>
+      <w:t>2026-09-16</w:t>
       <w:br/>
       <w:br/>
     </w:r>

--- a/klagomål/A 62079-2022 FSC-klagomål.docx
+++ b/klagomål/A 62079-2022 FSC-klagomål.docx
@@ -681,7 +681,7 @@
     <w:r>
       <w:tab/>
       <w:tab/>
-      <w:t>2026-09-16</w:t>
+      <w:t>2026-09-17</w:t>
       <w:br/>
       <w:br/>
     </w:r>

--- a/klagomål/A 62079-2022 FSC-klagomål.docx
+++ b/klagomål/A 62079-2022 FSC-klagomål.docx
@@ -681,7 +681,7 @@
     <w:r>
       <w:tab/>
       <w:tab/>
-      <w:t>2026-09-17</w:t>
+      <w:t>2026-09-18</w:t>
       <w:br/>
       <w:br/>
     </w:r>

--- a/klagomål/A 62079-2022 FSC-klagomål.docx
+++ b/klagomål/A 62079-2022 FSC-klagomål.docx
@@ -681,7 +681,7 @@
     <w:r>
       <w:tab/>
       <w:tab/>
-      <w:t>2026-09-18</w:t>
+      <w:t>2026-09-19</w:t>
       <w:br/>
       <w:br/>
     </w:r>

--- a/klagomål/A 62079-2022 FSC-klagomål.docx
+++ b/klagomål/A 62079-2022 FSC-klagomål.docx
@@ -681,7 +681,7 @@
     <w:r>
       <w:tab/>
       <w:tab/>
-      <w:t>2026-09-19</w:t>
+      <w:t>2026-09-21</w:t>
       <w:br/>
       <w:br/>
     </w:r>

--- a/klagomål/A 62079-2022 FSC-klagomål.docx
+++ b/klagomål/A 62079-2022 FSC-klagomål.docx
@@ -681,7 +681,7 @@
     <w:r>
       <w:tab/>
       <w:tab/>
-      <w:t>2026-09-21</w:t>
+      <w:t>2026-09-23</w:t>
       <w:br/>
       <w:br/>
     </w:r>

--- a/klagomål/A 62079-2022 FSC-klagomål.docx
+++ b/klagomål/A 62079-2022 FSC-klagomål.docx
@@ -681,7 +681,7 @@
     <w:r>
       <w:tab/>
       <w:tab/>
-      <w:t>2026-09-23</w:t>
+      <w:t>2026-09-24</w:t>
       <w:br/>
       <w:br/>
     </w:r>

--- a/klagomål/A 62079-2022 FSC-klagomål.docx
+++ b/klagomål/A 62079-2022 FSC-klagomål.docx
@@ -681,7 +681,7 @@
     <w:r>
       <w:tab/>
       <w:tab/>
-      <w:t>2026-09-24</w:t>
+      <w:t>2026-09-25</w:t>
       <w:br/>
       <w:br/>
     </w:r>

--- a/klagomål/A 62079-2022 FSC-klagomål.docx
+++ b/klagomål/A 62079-2022 FSC-klagomål.docx
@@ -681,7 +681,7 @@
     <w:r>
       <w:tab/>
       <w:tab/>
-      <w:t>2026-09-25</w:t>
+      <w:t>2026-09-26</w:t>
       <w:br/>
       <w:br/>
     </w:r>

--- a/klagomål/A 62079-2022 FSC-klagomål.docx
+++ b/klagomål/A 62079-2022 FSC-klagomål.docx
@@ -681,7 +681,7 @@
     <w:r>
       <w:tab/>
       <w:tab/>
-      <w:t>2026-09-26</w:t>
+      <w:t>2026-09-27</w:t>
       <w:br/>
       <w:br/>
     </w:r>

--- a/klagomål/A 62079-2022 FSC-klagomål.docx
+++ b/klagomål/A 62079-2022 FSC-klagomål.docx
@@ -681,7 +681,7 @@
     <w:r>
       <w:tab/>
       <w:tab/>
-      <w:t>2026-09-27</w:t>
+      <w:t>2026-09-28</w:t>
       <w:br/>
       <w:br/>
     </w:r>

--- a/klagomål/A 62079-2022 FSC-klagomål.docx
+++ b/klagomål/A 62079-2022 FSC-klagomål.docx
@@ -681,7 +681,7 @@
     <w:r>
       <w:tab/>
       <w:tab/>
-      <w:t>2026-09-28</w:t>
+      <w:t>2026-09-29</w:t>
       <w:br/>
       <w:br/>
     </w:r>

--- a/klagomål/A 62079-2022 FSC-klagomål.docx
+++ b/klagomål/A 62079-2022 FSC-klagomål.docx
@@ -681,7 +681,7 @@
     <w:r>
       <w:tab/>
       <w:tab/>
-      <w:t>2026-09-29</w:t>
+      <w:t>2026-09-30</w:t>
       <w:br/>
       <w:br/>
     </w:r>

--- a/klagomål/A 62079-2022 FSC-klagomål.docx
+++ b/klagomål/A 62079-2022 FSC-klagomål.docx
@@ -163,7 +163,7 @@
         <w:pStyle w:val="Title"/>
       </w:pPr>
       <w:r>
-        <w:t>Inledande FSC- /PEFC-klagomål – information om höga naturvärden i avverkningsanmälan A 62079-2022 i Bräcke kommun</w:t>
+        <w:t>Inledande FSC- /PEFC-klagomål – information om höga naturvärden och fridlysta arter i avverkningsanmälan A 62079-2022 i Bräcke kommun</w:t>
       </w:r>
     </w:p>
     <w:p>
@@ -178,7 +178,7 @@
       <w:r>
         <w:drawing>
           <wp:inline xmlns:a="http://schemas.openxmlformats.org/drawingml/2006/main" xmlns:pic="http://schemas.openxmlformats.org/drawingml/2006/picture">
-            <wp:extent cx="5486400" cy="5710758"/>
+            <wp:extent cx="5374908" cy="5724000"/>
             <wp:docPr id="1" name="Picture 1"/>
             <wp:cNvGraphicFramePr>
               <a:graphicFrameLocks noChangeAspect="1"/>
@@ -199,7 +199,7 @@
                   <pic:spPr>
                     <a:xfrm>
                       <a:off x="0" y="0"/>
-                      <a:ext cx="5486400" cy="5710758"/>
+                      <a:ext cx="5374908" cy="5724000"/>
                     </a:xfrm>
                     <a:prstGeom prst="rect"/>
                   </pic:spPr>
@@ -216,12 +216,12 @@
         <w:spacing w:after="240"/>
       </w:pPr>
       <w:r>
-        <w:t>Figur 1. Fyndplatser för naturvårdsarter i avverkningsanmälan. Markörer utan svart kant är placerade på fyndplatsen. Markörer med svart kant är placerade vid sidan av fyndplatsen och har ett svart streck som visar fyndplatsens exakta position. Kartans mittpunktskoordinat är N 6988481, E 558579 i SWEREF 99 TM.</w:t>
+        <w:t>Figur 1. Fyndplatser för naturvårdsarter i och inom 8 meter från avverkningsanmälan. Markörer utan svart kant är placerade på fyndplatsen. Markörer med svart kant är placerade vid sidan av fyndplatsen och har ett svart streck som visar fyndplatsens exakta position. Kartans mittpunktskoordinat är N 6988481, E 558579 i SWEREF 99 TM.</w:t>
       </w:r>
     </w:p>
     <w:p>
       <w:r>
-        <w:t>I avverkningsanmälan finns fynd av 1 naturvårdsarter, varav 1 är rödlistad och 1 är typisk (T): garnlav (VU, T). Se Figur 1.</w:t>
+        <w:t>I och inom 8 meter från avverkningsanmälan finns fynd av 5 naturvårdsarter, varav 2 är rödlistade, 3 är fridlysta, 1 är typisk (T) och 1 är signalart (S): garnlav (VU, T), ängsblåvinge (VU), tvåblad (S, §8), brudsporre (§8) och fläcknycklar (§8). Se Figur 1.</w:t>
       </w:r>
     </w:p>
     <w:p>
@@ -366,7 +366,7 @@
         <w:rPr>
           <w:i/>
         </w:rPr>
-        <w:t>I det avverkningsanmälda skogsområdet har 1 naturvårdsarter varav 1 rödlistade arter sina livsmiljöer och växtplatser.</w:t>
+        <w:t>I det avverkningsanmälda skogsområdet har 5 naturvårdsarter varav 2 rödlistade arter sina livsmiljöer och växtplatser.</w:t>
       </w:r>
     </w:p>
     <w:p>
@@ -681,7 +681,7 @@
     <w:r>
       <w:tab/>
       <w:tab/>
-      <w:t>2026-09-30</w:t>
+      <w:t>2026-10-01</w:t>
       <w:br/>
       <w:br/>
     </w:r>

--- a/klagomål/A 62079-2022 FSC-klagomål.docx
+++ b/klagomål/A 62079-2022 FSC-klagomål.docx
@@ -681,7 +681,7 @@
     <w:r>
       <w:tab/>
       <w:tab/>
-      <w:t>2026-10-01</w:t>
+      <w:t>2026-10-02</w:t>
       <w:br/>
       <w:br/>
     </w:r>

--- a/klagomål/A 62079-2022 FSC-klagomål.docx
+++ b/klagomål/A 62079-2022 FSC-klagomål.docx
@@ -681,7 +681,7 @@
     <w:r>
       <w:tab/>
       <w:tab/>
-      <w:t>2026-10-02</w:t>
+      <w:t>2026-10-03</w:t>
       <w:br/>
       <w:br/>
     </w:r>

--- a/klagomål/A 62079-2022 FSC-klagomål.docx
+++ b/klagomål/A 62079-2022 FSC-klagomål.docx
@@ -681,7 +681,7 @@
     <w:r>
       <w:tab/>
       <w:tab/>
-      <w:t>2026-10-03</w:t>
+      <w:t>2026-10-04</w:t>
       <w:br/>
       <w:br/>
     </w:r>

--- a/klagomål/A 62079-2022 FSC-klagomål.docx
+++ b/klagomål/A 62079-2022 FSC-klagomål.docx
@@ -681,7 +681,7 @@
     <w:r>
       <w:tab/>
       <w:tab/>
-      <w:t>2026-10-04</w:t>
+      <w:t>2026-10-05</w:t>
       <w:br/>
       <w:br/>
     </w:r>

--- a/klagomål/A 62079-2022 FSC-klagomål.docx
+++ b/klagomål/A 62079-2022 FSC-klagomål.docx
@@ -681,7 +681,7 @@
     <w:r>
       <w:tab/>
       <w:tab/>
-      <w:t>2026-10-05</w:t>
+      <w:t>2026-10-06</w:t>
       <w:br/>
       <w:br/>
     </w:r>

--- a/klagomål/A 62079-2022 FSC-klagomål.docx
+++ b/klagomål/A 62079-2022 FSC-klagomål.docx
@@ -681,7 +681,7 @@
     <w:r>
       <w:tab/>
       <w:tab/>
-      <w:t>2026-10-06</w:t>
+      <w:t>2026-10-07</w:t>
       <w:br/>
       <w:br/>
     </w:r>

--- a/klagomål/A 62079-2022 FSC-klagomål.docx
+++ b/klagomål/A 62079-2022 FSC-klagomål.docx
@@ -681,7 +681,7 @@
     <w:r>
       <w:tab/>
       <w:tab/>
-      <w:t>2026-10-07</w:t>
+      <w:t>2026-10-08</w:t>
       <w:br/>
       <w:br/>
     </w:r>

--- a/klagomål/A 62079-2022 FSC-klagomål.docx
+++ b/klagomål/A 62079-2022 FSC-klagomål.docx
@@ -681,7 +681,7 @@
     <w:r>
       <w:tab/>
       <w:tab/>
-      <w:t>2026-10-08</w:t>
+      <w:t>2026-10-09</w:t>
       <w:br/>
       <w:br/>
     </w:r>

--- a/klagomål/A 62079-2022 FSC-klagomål.docx
+++ b/klagomål/A 62079-2022 FSC-klagomål.docx
@@ -681,7 +681,7 @@
     <w:r>
       <w:tab/>
       <w:tab/>
-      <w:t>2026-10-09</w:t>
+      <w:t>2026-10-10</w:t>
       <w:br/>
       <w:br/>
     </w:r>

--- a/klagomål/A 62079-2022 FSC-klagomål.docx
+++ b/klagomål/A 62079-2022 FSC-klagomål.docx
@@ -681,7 +681,7 @@
     <w:r>
       <w:tab/>
       <w:tab/>
-      <w:t>2026-10-10</w:t>
+      <w:t>2026-10-11</w:t>
       <w:br/>
       <w:br/>
     </w:r>

--- a/klagomål/A 62079-2022 FSC-klagomål.docx
+++ b/klagomål/A 62079-2022 FSC-klagomål.docx
@@ -681,7 +681,7 @@
     <w:r>
       <w:tab/>
       <w:tab/>
-      <w:t>2026-10-11</w:t>
+      <w:t>2026-10-12</w:t>
       <w:br/>
       <w:br/>
     </w:r>

--- a/klagomål/A 62079-2022 FSC-klagomål.docx
+++ b/klagomål/A 62079-2022 FSC-klagomål.docx
@@ -681,7 +681,7 @@
     <w:r>
       <w:tab/>
       <w:tab/>
-      <w:t>2026-10-12</w:t>
+      <w:t>2026-10-13</w:t>
       <w:br/>
       <w:br/>
     </w:r>

--- a/klagomål/A 62079-2022 FSC-klagomål.docx
+++ b/klagomål/A 62079-2022 FSC-klagomål.docx
@@ -681,7 +681,7 @@
     <w:r>
       <w:tab/>
       <w:tab/>
-      <w:t>2026-10-13</w:t>
+      <w:t>2026-10-14</w:t>
       <w:br/>
       <w:br/>
     </w:r>

--- a/klagomål/A 62079-2022 FSC-klagomål.docx
+++ b/klagomål/A 62079-2022 FSC-klagomål.docx
@@ -681,7 +681,7 @@
     <w:r>
       <w:tab/>
       <w:tab/>
-      <w:t>2026-10-14</w:t>
+      <w:t>2026-10-15</w:t>
       <w:br/>
       <w:br/>
     </w:r>

--- a/klagomål/A 62079-2022 FSC-klagomål.docx
+++ b/klagomål/A 62079-2022 FSC-klagomål.docx
@@ -681,7 +681,7 @@
     <w:r>
       <w:tab/>
       <w:tab/>
-      <w:t>2026-10-15</w:t>
+      <w:t>2026-10-16</w:t>
       <w:br/>
       <w:br/>
     </w:r>

--- a/klagomål/A 62079-2022 FSC-klagomål.docx
+++ b/klagomål/A 62079-2022 FSC-klagomål.docx
@@ -681,7 +681,7 @@
     <w:r>
       <w:tab/>
       <w:tab/>
-      <w:t>2026-10-16</w:t>
+      <w:t>2026-10-17</w:t>
       <w:br/>
       <w:br/>
     </w:r>

--- a/klagomål/A 62079-2022 FSC-klagomål.docx
+++ b/klagomål/A 62079-2022 FSC-klagomål.docx
@@ -681,7 +681,7 @@
     <w:r>
       <w:tab/>
       <w:tab/>
-      <w:t>2026-10-17</w:t>
+      <w:t>2026-10-18</w:t>
       <w:br/>
       <w:br/>
     </w:r>

--- a/klagomål/A 62079-2022 FSC-klagomål.docx
+++ b/klagomål/A 62079-2022 FSC-klagomål.docx
@@ -681,7 +681,7 @@
     <w:r>
       <w:tab/>
       <w:tab/>
-      <w:t>2026-10-18</w:t>
+      <w:t>2026-10-19</w:t>
       <w:br/>
       <w:br/>
     </w:r>

--- a/klagomål/A 62079-2022 FSC-klagomål.docx
+++ b/klagomål/A 62079-2022 FSC-klagomål.docx
@@ -681,7 +681,7 @@
     <w:r>
       <w:tab/>
       <w:tab/>
-      <w:t>2026-10-19</w:t>
+      <w:t>2026-10-20</w:t>
       <w:br/>
       <w:br/>
     </w:r>

--- a/klagomål/A 62079-2022 FSC-klagomål.docx
+++ b/klagomål/A 62079-2022 FSC-klagomål.docx
@@ -681,7 +681,7 @@
     <w:r>
       <w:tab/>
       <w:tab/>
-      <w:t>2026-10-20</w:t>
+      <w:t>2026-10-21</w:t>
       <w:br/>
       <w:br/>
     </w:r>

--- a/klagomål/A 62079-2022 FSC-klagomål.docx
+++ b/klagomål/A 62079-2022 FSC-klagomål.docx
@@ -681,7 +681,7 @@
     <w:r>
       <w:tab/>
       <w:tab/>
-      <w:t>2026-10-21</w:t>
+      <w:t>2026-10-22</w:t>
       <w:br/>
       <w:br/>
     </w:r>

--- a/klagomål/A 62079-2022 FSC-klagomål.docx
+++ b/klagomål/A 62079-2022 FSC-klagomål.docx
@@ -681,7 +681,7 @@
     <w:r>
       <w:tab/>
       <w:tab/>
-      <w:t>2026-10-22</w:t>
+      <w:t>2026-10-23</w:t>
       <w:br/>
       <w:br/>
     </w:r>

--- a/klagomål/A 62079-2022 FSC-klagomål.docx
+++ b/klagomål/A 62079-2022 FSC-klagomål.docx
@@ -681,7 +681,7 @@
     <w:r>
       <w:tab/>
       <w:tab/>
-      <w:t>2026-10-23</w:t>
+      <w:t>2026-10-24</w:t>
       <w:br/>
       <w:br/>
     </w:r>

--- a/klagomål/A 62079-2022 FSC-klagomål.docx
+++ b/klagomål/A 62079-2022 FSC-klagomål.docx
@@ -681,7 +681,7 @@
     <w:r>
       <w:tab/>
       <w:tab/>
-      <w:t>2026-10-24</w:t>
+      <w:t>2026-10-25</w:t>
       <w:br/>
       <w:br/>
     </w:r>

--- a/klagomål/A 62079-2022 FSC-klagomål.docx
+++ b/klagomål/A 62079-2022 FSC-klagomål.docx
@@ -681,7 +681,7 @@
     <w:r>
       <w:tab/>
       <w:tab/>
-      <w:t>2026-10-25</w:t>
+      <w:t>2026-10-26</w:t>
       <w:br/>
       <w:br/>
     </w:r>

--- a/klagomål/A 62079-2022 FSC-klagomål.docx
+++ b/klagomål/A 62079-2022 FSC-klagomål.docx
@@ -681,7 +681,7 @@
     <w:r>
       <w:tab/>
       <w:tab/>
-      <w:t>2026-10-26</w:t>
+      <w:t>2026-10-27</w:t>
       <w:br/>
       <w:br/>
     </w:r>

--- a/klagomål/A 62079-2022 FSC-klagomål.docx
+++ b/klagomål/A 62079-2022 FSC-klagomål.docx
@@ -681,7 +681,7 @@
     <w:r>
       <w:tab/>
       <w:tab/>
-      <w:t>2026-10-27</w:t>
+      <w:t>2026-10-28</w:t>
       <w:br/>
       <w:br/>
     </w:r>

--- a/klagomål/A 62079-2022 FSC-klagomål.docx
+++ b/klagomål/A 62079-2022 FSC-klagomål.docx
@@ -681,7 +681,7 @@
     <w:r>
       <w:tab/>
       <w:tab/>
-      <w:t>2026-10-28</w:t>
+      <w:t>2026-10-29</w:t>
       <w:br/>
       <w:br/>
     </w:r>

--- a/klagomål/A 62079-2022 FSC-klagomål.docx
+++ b/klagomål/A 62079-2022 FSC-klagomål.docx
@@ -681,7 +681,7 @@
     <w:r>
       <w:tab/>
       <w:tab/>
-      <w:t>2026-10-29</w:t>
+      <w:t>2026-10-31</w:t>
       <w:br/>
       <w:br/>
     </w:r>
